--- a/submission_applied_nursing_research/07_Table_3_Proposed_Practice_Framework.docx
+++ b/submission_applied_nursing_research/07_Table_3_Proposed_Practice_Framework.docx
@@ -25,6 +25,7 @@
       </w:tblGrid>
       <w:tr>
         <w:trPr>
+          <w:cantSplit/>
           <w:tblHeader w:val="true"/>
         </w:trPr>
         <w:tc>
@@ -77,6 +78,9 @@
         </w:tc>
       </w:tr>
       <w:tr>
+        <w:trPr>
+          <w:cantSplit/>
+        </w:trPr>
         <w:tc>
           <w:tcPr/>
           <w:p>
@@ -127,6 +131,9 @@
         </w:tc>
       </w:tr>
       <w:tr>
+        <w:trPr>
+          <w:cantSplit/>
+        </w:trPr>
         <w:tc>
           <w:tcPr/>
           <w:p>
@@ -177,6 +184,9 @@
         </w:tc>
       </w:tr>
       <w:tr>
+        <w:trPr>
+          <w:cantSplit/>
+        </w:trPr>
         <w:tc>
           <w:tcPr/>
           <w:p>
@@ -227,6 +237,9 @@
         </w:tc>
       </w:tr>
       <w:tr>
+        <w:trPr>
+          <w:cantSplit/>
+        </w:trPr>
         <w:tc>
           <w:tcPr/>
           <w:p>
@@ -277,6 +290,9 @@
         </w:tc>
       </w:tr>
       <w:tr>
+        <w:trPr>
+          <w:cantSplit/>
+        </w:trPr>
         <w:tc>
           <w:tcPr/>
           <w:p>
@@ -327,6 +343,9 @@
         </w:tc>
       </w:tr>
       <w:tr>
+        <w:trPr>
+          <w:cantSplit/>
+        </w:trPr>
         <w:tc>
           <w:tcPr/>
           <w:p>
